--- a/docs/快递驿站快件收发管理系统-开题报告-吴宇航.docx
+++ b/docs/快递驿站快件收发管理系统-开题报告-吴宇航.docx
@@ -765,7 +765,7 @@
           <w:sz w:val="24"/>
           <w:szCs w:val="24"/>
         </w:rPr>
-        <w:t>系统在关键技术上实现了若干亮点：一是运单号按顺丰、京东、中通、圆通、申通、韵达、极兔、邮政 EMS 等 8 家快递公司分别设置正则校验规则，从源头保证入库数据规范；二是采用 8 位数字取件码（取值区间 [10^7, 10^8)）结合查库去重与重试机制，兼顾唯一性与生成效率；三是设计货位库存一致性三层保障方案——同事务占用与释放、统一占用口径判定、带容量条件的 UPDATE 防并发超卖，并提供重算修复接口；四是采用 RBAC 权限模型（数据库驱动）+ JWT 认证 + BCrypt 加盐哈希存储 + @RequiresPermission 注解切面鉴权，并基于 ThreadLocal 传递登录上下文，实现细粒度的接口级与数据级权限控制；五是取件核销采用取件码与运单号双重匹配，避免凭单一信息误核销。系统经过 20 项功能测试用例验证，运行稳定、逻辑正确，能够有效提升快递驿站的运营效率与服务质量。</w:t>
+        <w:t>系统在关键技术上实现了若干亮点：一是运单号按顺丰、京东、中通、圆通、申通、韵达、极兔、邮政 EMS 等 8 家快递公司分别设置正则校验规则，从源头保证入库数据规范；二是采用 8 位数字取件码（取值区间 [10^7, 10^8)）结合查库去重与重试机制，兼顾唯一性与生成效率；三是设计货位库存一致性三层保障方案——同事务占用与释放、统一占用口径判定、带容量条件的 UPDATE 防并发超卖，并提供重算修复接口；四是采用 RBAC 权限模型（数据库驱动）+ JWT 认证 + BCrypt 加盐哈希存储 + @RequiresPermission 注解切面鉴权，并基于 ThreadLocal 传递登录上下文，实现细粒度的接口级与数据级权限控制；五是取件核销采用取件码与运单号双重匹配，避免凭单一信息误核销。系统经过 100 条功能测试用例与 71 条接口测试用例验证，运行稳定、逻辑正确，能够有效提升快递驿站的运营效率与服务质量。</w:t>
       </w:r>
     </w:p>
     <w:p>
@@ -5019,7 +5019,7 @@
           <w:sz w:val="24"/>
           <w:szCs w:val="24"/>
         </w:rPr>
-        <w:t>设计 20 项测试用例（TC01~TC20），覆盖以下方面：</w:t>
+        <w:t>设计 100 条功能测试用例与 71 条接口测试用例，覆盖以下方面：</w:t>
       </w:r>
     </w:p>
     <w:tbl>
@@ -8571,7 +8571,7 @@
           <w:sz w:val="24"/>
           <w:szCs w:val="24"/>
         </w:rPr>
-        <w:t>4. 系统测试用例与测试报告，覆盖 20 项功能测试用例；</w:t>
+        <w:t>4. 系统测试用例与测试报告，覆盖 100 条功能测试用例与 71 条接口测试用例；</w:t>
       </w:r>
     </w:p>
     <w:p>

--- a/docs/快递驿站快件收发管理系统-开题报告-吴宇航.docx
+++ b/docs/快递驿站快件收发管理系统-开题报告-吴宇航.docx
@@ -765,7 +765,7 @@
           <w:sz w:val="24"/>
           <w:szCs w:val="24"/>
         </w:rPr>
-        <w:t>系统在关键技术上实现了若干亮点：一是运单号按顺丰、京东、中通、圆通、申通、韵达、极兔、邮政 EMS 等 8 家快递公司分别设置正则校验规则，从源头保证入库数据规范；二是采用 8 位数字取件码（取值区间 [10^7, 10^8)）结合查库去重与重试机制，兼顾唯一性与生成效率；三是设计货位库存一致性三层保障方案——同事务占用与释放、统一占用口径判定、带容量条件的 UPDATE 防并发超卖，并提供重算修复接口；四是采用 RBAC 权限模型（数据库驱动）+ JWT 认证 + BCrypt 加盐哈希存储 + @RequiresPermission 注解切面鉴权，并基于 ThreadLocal 传递登录上下文，实现细粒度的接口级与数据级权限控制；五是取件核销采用取件码与运单号双重匹配，避免凭单一信息误核销。系统经过 100 条功能测试用例与 71 条接口测试用例验证，运行稳定、逻辑正确，能够有效提升快递驿站的运营效率与服务质量。</w:t>
+        <w:t>系统在关键技术上实现了若干亮点：一是运单号按顺丰、京东、中通、圆通、申通、韵达、极兔、邮政 EMS 等 8 家快递公司分别设置正则校验规则，从源头保证入库数据规范；二是采用 8 位数字取件码（取值区间 [10^7, 10^8)）结合查库去重与重试机制，兼顾唯一性与生成效率；三是设计货位库存一致性三层保障方案——同事务占用与释放、统一占用口径判定、带容量条件的 UPDATE 防并发超卖，并提供重算修复接口；四是采用 RBAC 权限模型（数据库驱动）+ JWT 认证 + BCrypt 加盐哈希存储 + @RequiresPermission 注解切面鉴权，并基于 ThreadLocal 传递登录上下文，实现细粒度的接口级与数据级权限控制；五是取件核销采用取件码与运单号双重匹配，避免凭单一信息误核销。系统经过 106 条功能测试用例与 73 条接口测试用例验证，运行稳定、逻辑正确，能够有效提升快递驿站的运营效率与服务质量。</w:t>
       </w:r>
     </w:p>
     <w:p>
@@ -2701,7 +2701,7 @@
           <w:sz w:val="24"/>
           <w:szCs w:val="24"/>
         </w:rPr>
-        <w:t>1. 登录。基于 JWT 实现无状态认证，登录签发 Token 并写入用户上下文；密码以 BCrypt 加盐哈希存储，数据库不存明文。系统不开放自助注册，账号由管理员在「用户管理」中创建并分配 ADMIN 或 STAFF 角色。</w:t>
+        <w:t>1. 登录。基于 JWT 实现无状态认证，登录签发 Token 并写入用户上下文；密码以 BCrypt 加盐哈希存储，数据库不存明文。系统不开放自助注册，账号由管理员在「用户管理」中创建并分配 ADMIN 或 STAFF 角色；同时提供基于一次性验证码的找回密码能力，发送通道支持模拟、邮件与阿里云短信三种，可配置切换。</w:t>
       </w:r>
       <w:r>
         <w:rPr>
@@ -5019,7 +5019,7 @@
           <w:sz w:val="24"/>
           <w:szCs w:val="24"/>
         </w:rPr>
-        <w:t>设计 100 条功能测试用例与 71 条接口测试用例，覆盖以下方面：</w:t>
+        <w:t>设计 106 条功能测试用例与 73 条接口测试用例，覆盖以下方面：</w:t>
       </w:r>
     </w:p>
     <w:tbl>
@@ -8571,7 +8571,7 @@
           <w:sz w:val="24"/>
           <w:szCs w:val="24"/>
         </w:rPr>
-        <w:t>4. 系统测试用例与测试报告，覆盖 100 条功能测试用例与 71 条接口测试用例；</w:t>
+        <w:t>4. 系统测试用例与测试报告，覆盖 106 条功能测试用例与 73 条接口测试用例；</w:t>
       </w:r>
     </w:p>
     <w:p>
